--- a/ebola/northkivu_SAP/_1.EVD.NorthKivu.SAP_2026-04-22.docx
+++ b/ebola/northkivu_SAP/_1.EVD.NorthKivu.SAP_2026-04-22.docx
@@ -15,7 +15,7 @@
         <w:pStyle w:val="Subtitle"/>
       </w:pPr>
       <w:r>
-        <w:t xml:space="preserve">Clinical Data Platform - North Kivu Outbreak</w:t>
+        <w:t xml:space="preserve">🇨🇩 2019 North Kivu Outbreak</w:t>
       </w:r>
     </w:p>
     <w:p>
@@ -23,7 +23,7 @@
         <w:pStyle w:val="Author"/>
       </w:pPr>
       <w:r>
-        <w:t xml:space="preserve">WHO Clinical Data Platform</w:t>
+        <w:t xml:space="preserve">WHO Global Clinical Platform</w:t>
       </w:r>
     </w:p>
     <w:p>
